--- a/bao_cao/Thực tập tốt nghiệp/Nhận xét của đơn vị thực tập.docx
+++ b/bao_cao/Thực tập tốt nghiệp/Nhận xét của đơn vị thực tập.docx
@@ -468,7 +468,7 @@
           <w:szCs w:val="26"/>
           <w:lang w:val="de-DE"/>
         </w:rPr>
-        <w:t>ytetecnic.vn</w:t>
+        <w:t>tecnic.vn</w:t>
       </w:r>
     </w:p>
     <w:p>
